--- a/downloads/HR_Doc3_Resource_Library.docx
+++ b/downloads/HR_Doc3_Resource_Library.docx
@@ -56,16 +56,17 @@
     <w:p>
       <w:pPr>
         <w:pStyle w:val="Heading1"/>
-        <w:jc w:val="center"/>
-        <w:shd w:val="clear" w:color="auto" w:fill="12628F"/>
-        <w:spacing w:before="60" w:after="60" w:left="140" w:right="140"/>
+        <w:shd w:val="clear" w:color="auto" w:fill="E8F0F7"/>
+        <w:spacing w:before="60" w:after="60" w:left="90" w:right="90"/>
+        <w:pBdr>
+          <w:left w:val="single" w:sz="40" w:space="6" w:color="0B3D5C"/>
+        </w:pBdr>
       </w:pPr>
       <w:r>
         <w:rPr>
           <w:b/>
           <w:i w:val="0"/>
-          <w:color w:val="FFFFFF"/>
-          <w:sz w:val="26"/>
+          <w:color w:val="0B3D5C"/>
         </w:rPr>
         <w:t>Document 3 — The Resource Library</w:t>
       </w:r>
@@ -261,7 +262,22 @@
           <w:b w:val="0"/>
           <w:i w:val="0"/>
         </w:rPr>
-        <w:t xml:space="preserve"> (TA Institute, Skill India, Great Learning's certificate, NextInHR, Workday/SAP/Oracle/ADP — no public free certification exists for any of them).</w:t>
+        <w:t xml:space="preserve"> (TA Institute, Skill India, Great Learning's certificate, NextInHR, Workday/SAP/Oracle/ADP — no public free certification exists for any of them) </w:t>
+      </w:r>
+      <w:r>
+        <w:rPr>
+          <w:b/>
+          <w:i w:val="0"/>
+          <w:color w:val="0E2B3D"/>
+        </w:rPr>
+        <w:t>and AIHR, whose free tier ended: its whole catalogue now sits behind the paid Academy</w:t>
+      </w:r>
+      <w:r>
+        <w:rPr>
+          <w:b w:val="0"/>
+          <w:i w:val="0"/>
+        </w:rPr>
+        <w:t>.</w:t>
       </w:r>
     </w:p>
     <w:p>
@@ -271,14 +287,14 @@
           <w:i w:val="0"/>
           <w:color w:val="0E2B3D"/>
         </w:rPr>
-        <w:t>The one AI exception</w:t>
+        <w:t>AI was the one exception, and it no longer has a free course behind it.</w:t>
       </w:r>
       <w:r>
         <w:rPr>
           <w:b w:val="0"/>
           <w:i w:val="0"/>
         </w:rPr>
-        <w:t xml:space="preserve"> is AIHR's free Generative AI for HR course: it is HR-specific, self-paced and immediately free, so it stays. Everything else about "learning AI" is optional for your first role.</w:t>
+        <w:t xml:space="preserve"> AIHR's Generative AI course was the only free, HR-specific AI course that cleared this bar; AIHR has since moved its whole catalogue behind its paid Academy. You still cover the skill, through the prompt pack and the guardrails page you write in Week 19 — better evidence than a certificate anyway. Everything else about "learning AI" is optional for your first role.</w:t>
       </w:r>
     </w:p>
     <w:p>
@@ -1678,7 +1694,7 @@
           <w:i w:val="0"/>
           <w:color w:val="12628F"/>
         </w:rPr>
-        <w:t>CIPD — the free factsheet and guide hub</w:t>
+        <w:t>CIPD — the free factsheet hub</w:t>
       </w:r>
     </w:p>
     <w:p>
@@ -1692,7 +1708,7 @@
           <w:i w:val="0"/>
           <w:color w:val="0E2B3D"/>
         </w:rPr>
-        <w:t>Links:</w:t>
+        <w:t>Link:</w:t>
       </w:r>
       <w:r>
         <w:rPr>
@@ -1710,38 +1726,6 @@
           <w:t xml:space="preserve">https://www.cipd.org/en/knowledge/factsheets/</w:t>
         </w:r>
       </w:hyperlink>
-      <w:r>
-        <w:rPr>
-          <w:b w:val="0"/>
-          <w:i w:val="0"/>
-        </w:rPr>
-        <w:t xml:space="preserve"> · </w:t>
-      </w:r>
-      <w:hyperlink r:id="rId14">
-        <w:r>
-          <w:rPr>
-            <w:color w:val="1A5C8A"/>
-            <w:u w:val="single"/>
-          </w:rPr>
-          <w:t xml:space="preserve">https://www.cipd.org/en/knowledge/guides-and-resources/</w:t>
-        </w:r>
-      </w:hyperlink>
-      <w:r>
-        <w:rPr>
-          <w:b w:val="0"/>
-          <w:i w:val="0"/>
-        </w:rPr>
-        <w:t xml:space="preserve"> · </w:t>
-      </w:r>
-      <w:hyperlink r:id="rId15">
-        <w:r>
-          <w:rPr>
-            <w:color w:val="1A5C8A"/>
-            <w:u w:val="single"/>
-          </w:rPr>
-          <w:t xml:space="preserve">https://www.cipd.org/en/learning/podcasts-and-webinars/</w:t>
-        </w:r>
-      </w:hyperlink>
     </w:p>
     <w:p>
       <w:pPr>
@@ -1782,7 +1766,7 @@
           <w:b w:val="0"/>
           <w:i w:val="0"/>
         </w:rPr>
-        <w:t xml:space="preserve"> ~100 regularly updated factsheets and guides — recruitment and selection, reward, ER, L&amp;D, employment law, HR technology — plus podcasts and open webinars.</w:t>
+        <w:t xml:space="preserve"> ~100 regularly updated factsheets — recruitment and selection, reward, ER, L&amp;D, employment law, HR technology.</w:t>
       </w:r>
     </w:p>
     <w:p>
@@ -2055,7 +2039,7 @@
                 <w:sz w:val="18"/>
               </w:rPr>
             </w:r>
-            <w:hyperlink r:id="rId16">
+            <w:hyperlink r:id="rId14">
               <w:r>
                 <w:rPr>
                   <w:color w:val="1A5C8A"/>
@@ -2146,7 +2130,7 @@
                 <w:sz w:val="18"/>
               </w:rPr>
             </w:r>
-            <w:hyperlink r:id="rId17">
+            <w:hyperlink r:id="rId15">
               <w:r>
                 <w:rPr>
                   <w:color w:val="1A5C8A"/>
@@ -2238,7 +2222,7 @@
                 <w:sz w:val="18"/>
               </w:rPr>
             </w:r>
-            <w:hyperlink r:id="rId18">
+            <w:hyperlink r:id="rId16">
               <w:r>
                 <w:rPr>
                   <w:color w:val="1A5C8A"/>
@@ -2329,7 +2313,7 @@
                 <w:sz w:val="18"/>
               </w:rPr>
             </w:r>
-            <w:hyperlink r:id="rId19">
+            <w:hyperlink r:id="rId17">
               <w:r>
                 <w:rPr>
                   <w:color w:val="1A5C8A"/>
@@ -2422,7 +2406,7 @@
                 <w:sz w:val="18"/>
               </w:rPr>
             </w:r>
-            <w:hyperlink r:id="rId20">
+            <w:hyperlink r:id="rId18">
               <w:r>
                 <w:rPr>
                   <w:color w:val="1A5C8A"/>
@@ -2513,7 +2497,7 @@
                 <w:sz w:val="18"/>
               </w:rPr>
             </w:r>
-            <w:hyperlink r:id="rId21">
+            <w:hyperlink r:id="rId19">
               <w:r>
                 <w:rPr>
                   <w:color w:val="1A5C8A"/>
@@ -2605,7 +2589,7 @@
                 <w:sz w:val="18"/>
               </w:rPr>
             </w:r>
-            <w:hyperlink r:id="rId22">
+            <w:hyperlink r:id="rId20">
               <w:r>
                 <w:rPr>
                   <w:color w:val="1A5C8A"/>
@@ -2696,7 +2680,7 @@
                 <w:sz w:val="18"/>
               </w:rPr>
             </w:r>
-            <w:hyperlink r:id="rId23">
+            <w:hyperlink r:id="rId21">
               <w:r>
                 <w:rPr>
                   <w:color w:val="1A5C8A"/>
@@ -2788,7 +2772,7 @@
                 <w:sz w:val="18"/>
               </w:rPr>
             </w:r>
-            <w:hyperlink r:id="rId24">
+            <w:hyperlink r:id="rId22">
               <w:r>
                 <w:rPr>
                   <w:color w:val="1A5C8A"/>
@@ -2879,7 +2863,7 @@
                 <w:sz w:val="18"/>
               </w:rPr>
             </w:r>
-            <w:hyperlink r:id="rId25">
+            <w:hyperlink r:id="rId23">
               <w:r>
                 <w:rPr>
                   <w:color w:val="1A5C8A"/>
@@ -2971,7 +2955,7 @@
                 <w:sz w:val="18"/>
               </w:rPr>
             </w:r>
-            <w:hyperlink r:id="rId26">
+            <w:hyperlink r:id="rId24">
               <w:r>
                 <w:rPr>
                   <w:color w:val="1A5C8A"/>
@@ -3062,7 +3046,7 @@
                 <w:sz w:val="18"/>
               </w:rPr>
             </w:r>
-            <w:hyperlink r:id="rId27">
+            <w:hyperlink r:id="rId25">
               <w:r>
                 <w:rPr>
                   <w:color w:val="1A5C8A"/>
@@ -3163,7 +3147,7 @@
               </w:rPr>
               <w:t xml:space="preserve">Course index: </w:t>
             </w:r>
-            <w:hyperlink r:id="rId28">
+            <w:hyperlink r:id="rId26">
               <w:r>
                 <w:rPr>
                   <w:color w:val="1A5C8A"/>
@@ -3291,7 +3275,7 @@
         </w:rPr>
         <w:t xml:space="preserve"> </w:t>
       </w:r>
-      <w:hyperlink r:id="rId29">
+      <w:hyperlink r:id="rId27">
         <w:r>
           <w:rPr>
             <w:color w:val="1A5C8A"/>
@@ -3307,7 +3291,7 @@
         </w:rPr>
         <w:t xml:space="preserve"> · </w:t>
       </w:r>
-      <w:hyperlink r:id="rId30">
+      <w:hyperlink r:id="rId28">
         <w:r>
           <w:rPr>
             <w:color w:val="1A5C8A"/>
@@ -3493,7 +3477,7 @@
           <w:i w:val="0"/>
           <w:color w:val="12628F"/>
         </w:rPr>
-        <w:t>AIHR — free courses in the Academy</w:t>
+        <w:t>Workable Academy + their ATS guide</w:t>
       </w:r>
     </w:p>
     <w:p>
@@ -3507,7 +3491,7 @@
           <w:i w:val="0"/>
           <w:color w:val="0E2B3D"/>
         </w:rPr>
-        <w:t>Link:</w:t>
+        <w:t>Links:</w:t>
       </w:r>
       <w:r>
         <w:rPr>
@@ -3516,151 +3500,7 @@
         </w:rPr>
         <w:t xml:space="preserve"> </w:t>
       </w:r>
-      <w:hyperlink r:id="rId31">
-        <w:r>
-          <w:rPr>
-            <w:color w:val="1A5C8A"/>
-            <w:u w:val="single"/>
-          </w:rPr>
-          <w:t xml:space="preserve">https://aihr.academy/courses</w:t>
-        </w:r>
-      </w:hyperlink>
-      <w:r>
-        <w:rPr>
-          <w:b w:val="0"/>
-          <w:i w:val="0"/>
-        </w:rPr>
-        <w:t xml:space="preserve"> (filter for what's free this month)</w:t>
-      </w:r>
-    </w:p>
-    <w:p>
-      <w:pPr>
-        <w:pStyle w:val="ListBullet"/>
-        <w:spacing w:after="60"/>
-      </w:pPr>
-      <w:r>
-        <w:rPr>
-          <w:b/>
-          <w:i w:val="0"/>
-          <w:color w:val="0E2B3D"/>
-        </w:rPr>
-        <w:t>Cost:</w:t>
-      </w:r>
-      <w:r>
-        <w:rPr>
-          <w:b w:val="0"/>
-          <w:i w:val="0"/>
-        </w:rPr>
-        <w:t xml:space="preserve"> the full Academy is a paid subscription (~US$1,125/yr), but AIHR publishes free courses — currently </w:t>
-      </w:r>
-      <w:r>
-        <w:rPr>
-          <w:b w:val="0"/>
-          <w:i/>
-        </w:rPr>
-        <w:t>Generative AI Prompt Design for HR</w:t>
-      </w:r>
-      <w:r>
-        <w:rPr>
-          <w:b w:val="0"/>
-          <w:i w:val="0"/>
-        </w:rPr>
-        <w:t xml:space="preserve"> (~3.5 hrs, free, with certificate), and historically a free "Essentials" tier of ~10 courses</w:t>
-      </w:r>
-    </w:p>
-    <w:p>
-      <w:pPr>
-        <w:pStyle w:val="ListBullet"/>
-        <w:spacing w:after="60"/>
-      </w:pPr>
-      <w:r>
-        <w:rPr>
-          <w:b/>
-          <w:i w:val="0"/>
-          <w:color w:val="0E2B3D"/>
-        </w:rPr>
-        <w:t>Why it matters:</w:t>
-      </w:r>
-      <w:r>
-        <w:rPr>
-          <w:b w:val="0"/>
-          <w:i w:val="0"/>
-        </w:rPr>
-        <w:t xml:space="preserve"> AIHR is the specialist school for talent acquisition and people analytics — exactly your target role — so its free material is usually the most current TA teaching available at ₦0.</w:t>
-      </w:r>
-    </w:p>
-    <w:p>
-      <w:pPr>
-        <w:pStyle w:val="ListBullet"/>
-        <w:spacing w:after="60"/>
-      </w:pPr>
-      <w:r>
-        <w:rPr>
-          <w:b/>
-          <w:i w:val="0"/>
-          <w:color w:val="0E2B3D"/>
-        </w:rPr>
-        <w:t>Do this with it:</w:t>
-      </w:r>
-      <w:r>
-        <w:rPr>
-          <w:b w:val="0"/>
-          <w:i w:val="0"/>
-        </w:rPr>
-        <w:t xml:space="preserve"> the GenAI course in Week 18, paired with building your prompt library. </w:t>
-      </w:r>
-      <w:r>
-        <w:rPr>
-          <w:b/>
-          <w:i w:val="0"/>
-          <w:color w:val="0E2B3D"/>
-        </w:rPr>
-        <w:t>Verify each course page before committing a week</w:t>
-      </w:r>
-      <w:r>
-        <w:rPr>
-          <w:b w:val="0"/>
-          <w:i w:val="0"/>
-        </w:rPr>
-        <w:t>; this is the one platform in the library whose free offer changes often. Never buy their certifications for a junior role.</w:t>
-      </w:r>
-    </w:p>
-    <w:p>
-      <w:pPr>
-        <w:pStyle w:val="Heading4"/>
-        <w:shd w:val="clear" w:color="auto" w:fill="E8F0F7"/>
-        <w:spacing w:before="60" w:after="60" w:left="70" w:right="70"/>
-      </w:pPr>
-      <w:r>
-        <w:rPr>
-          <w:b/>
-          <w:i w:val="0"/>
-          <w:color w:val="12628F"/>
-        </w:rPr>
-        <w:t>Workable Academy + their ATS guide</w:t>
-      </w:r>
-    </w:p>
-    <w:p>
-      <w:pPr>
-        <w:pStyle w:val="ListBullet"/>
-        <w:spacing w:after="60"/>
-      </w:pPr>
-      <w:r>
-        <w:rPr>
-          <w:b/>
-          <w:i w:val="0"/>
-          <w:color w:val="0E2B3D"/>
-        </w:rPr>
-        <w:t>Links:</w:t>
-      </w:r>
-      <w:r>
-        <w:rPr>
-          <w:b w:val="0"/>
-          <w:i w:val="0"/>
-        </w:rPr>
-        <w:t xml:space="preserve"> </w:t>
-      </w:r>
-      <w:hyperlink r:id="rId32">
+      <w:hyperlink r:id="rId29">
         <w:r>
           <w:rPr>
             <w:color w:val="1A5C8A"/>
@@ -3676,7 +3516,7 @@
         </w:rPr>
         <w:t xml:space="preserve"> · </w:t>
       </w:r>
-      <w:hyperlink r:id="rId33">
+      <w:hyperlink r:id="rId30">
         <w:r>
           <w:rPr>
             <w:color w:val="1A5C8A"/>
@@ -3805,7 +3645,7 @@
         </w:rPr>
         <w:t xml:space="preserve"> </w:t>
       </w:r>
-      <w:hyperlink r:id="rId34">
+      <w:hyperlink r:id="rId31">
         <w:r>
           <w:rPr>
             <w:color w:val="1A5C8A"/>
@@ -3821,7 +3661,7 @@
         </w:rPr>
         <w:t xml:space="preserve"> · all courses: </w:t>
       </w:r>
-      <w:hyperlink r:id="rId35">
+      <w:hyperlink r:id="rId32">
         <w:r>
           <w:rPr>
             <w:color w:val="1A5C8A"/>
@@ -3980,7 +3820,7 @@
         </w:rPr>
         <w:t xml:space="preserve"> </w:t>
       </w:r>
-      <w:hyperlink r:id="rId36">
+      <w:hyperlink r:id="rId33">
         <w:r>
           <w:rPr>
             <w:color w:val="1A5C8A"/>
@@ -3996,7 +3836,7 @@
         </w:rPr>
         <w:t xml:space="preserve"> · membership routes: </w:t>
       </w:r>
-      <w:hyperlink r:id="rId37">
+      <w:hyperlink r:id="rId34">
         <w:r>
           <w:rPr>
             <w:color w:val="1A5C8A"/>
@@ -4012,7 +3852,7 @@
         </w:rPr>
         <w:t xml:space="preserve"> · learning: </w:t>
       </w:r>
-      <w:hyperlink r:id="rId38">
+      <w:hyperlink r:id="rId35">
         <w:r>
           <w:rPr>
             <w:color w:val="1A5C8A"/>
@@ -4151,7 +3991,7 @@
         </w:rPr>
         <w:t xml:space="preserve"> </w:t>
       </w:r>
-      <w:hyperlink r:id="rId39">
+      <w:hyperlink r:id="rId36">
         <w:r>
           <w:rPr>
             <w:color w:val="1A5C8A"/>
@@ -4295,7 +4135,7 @@
         </w:rPr>
         <w:t xml:space="preserve"> </w:t>
       </w:r>
-      <w:hyperlink r:id="rId40">
+      <w:hyperlink r:id="rId37">
         <w:r>
           <w:rPr>
             <w:color w:val="1A5C8A"/>
@@ -4311,23 +4151,7 @@
         </w:rPr>
         <w:t xml:space="preserve"> · </w:t>
       </w:r>
-      <w:hyperlink r:id="rId41">
-        <w:r>
-          <w:rPr>
-            <w:color w:val="1A5C8A"/>
-            <w:u w:val="single"/>
-          </w:rPr>
-          <w:t xml:space="preserve">https://www.shrm.org/topics-tools/tools/charts</w:t>
-        </w:r>
-      </w:hyperlink>
-      <w:r>
-        <w:rPr>
-          <w:b w:val="0"/>
-          <w:i w:val="0"/>
-        </w:rPr>
-        <w:t xml:space="preserve"> · </w:t>
-      </w:r>
-      <w:hyperlink r:id="rId42">
+      <w:hyperlink r:id="rId38">
         <w:r>
           <w:rPr>
             <w:color w:val="1A5C8A"/>
@@ -4435,7 +4259,7 @@
         </w:rPr>
         <w:t xml:space="preserve"> </w:t>
       </w:r>
-      <w:hyperlink r:id="rId43">
+      <w:hyperlink r:id="rId39">
         <w:r>
           <w:rPr>
             <w:color w:val="1A5C8A"/>
@@ -4543,7 +4367,7 @@
         </w:rPr>
         <w:t xml:space="preserve"> </w:t>
       </w:r>
-      <w:hyperlink r:id="rId44">
+      <w:hyperlink r:id="rId40">
         <w:r>
           <w:rPr>
             <w:color w:val="1A5C8A"/>
@@ -4653,7 +4477,7 @@
         </w:rPr>
         <w:t xml:space="preserve"> </w:t>
       </w:r>
-      <w:hyperlink r:id="rId45">
+      <w:hyperlink r:id="rId41">
         <w:r>
           <w:rPr>
             <w:color w:val="1A5C8A"/>
@@ -4669,7 +4493,7 @@
         </w:rPr>
         <w:t xml:space="preserve"> · </w:t>
       </w:r>
-      <w:hyperlink r:id="rId46">
+      <w:hyperlink r:id="rId42">
         <w:r>
           <w:rPr>
             <w:color w:val="1A5C8A"/>
@@ -4685,7 +4509,7 @@
         </w:rPr>
         <w:t xml:space="preserve"> · </w:t>
       </w:r>
-      <w:hyperlink r:id="rId47">
+      <w:hyperlink r:id="rId43">
         <w:r>
           <w:rPr>
             <w:color w:val="1A5C8A"/>
@@ -4829,7 +4653,7 @@
         </w:rPr>
         <w:t xml:space="preserve"> </w:t>
       </w:r>
-      <w:hyperlink r:id="rId48">
+      <w:hyperlink r:id="rId44">
         <w:r>
           <w:rPr>
             <w:color w:val="1A5C8A"/>
@@ -4937,7 +4761,7 @@
         </w:rPr>
         <w:t xml:space="preserve"> </w:t>
       </w:r>
-      <w:hyperlink r:id="rId49">
+      <w:hyperlink r:id="rId45">
         <w:r>
           <w:rPr>
             <w:color w:val="1A5C8A"/>
@@ -5067,7 +4891,7 @@
         </w:rPr>
         <w:t xml:space="preserve"> — </w:t>
       </w:r>
-      <w:hyperlink r:id="rId50">
+      <w:hyperlink r:id="rId46">
         <w:r>
           <w:rPr>
             <w:color w:val="1A5C8A"/>
@@ -5098,7 +4922,7 @@
         </w:rPr>
         <w:t xml:space="preserve"> — </w:t>
       </w:r>
-      <w:hyperlink r:id="rId51">
+      <w:hyperlink r:id="rId47">
         <w:r>
           <w:rPr>
             <w:color w:val="1A5C8A"/>
@@ -5256,7 +5080,7 @@
           <w:b w:val="0"/>
           <w:i w:val="0"/>
         </w:rPr>
-        <w:t xml:space="preserve"> — TA Institute, Skill India, NextInHR, Great Learning's certificate, Workday/SAP/Oracle/ADP certification (no public free route exists), Google Interview Warmup and HubSpot's Inbound Recruiting (both retired), Talentis and the OEV HRM textbook (unreachable when verified), the ILO e-learning page (404).</w:t>
+        <w:t xml:space="preserve"> — TA Institute, Skill India, NextInHR, Great Learning's certificate, Workday/SAP/Oracle/ADP certification (no public free route exists), AIHR (its free tier ended; the Academy is paywalled), Google Interview Warmup and HubSpot's Inbound Recruiting (both retired), Talentis and the OEV HRM textbook (unreachable when verified), the ILO e-learning page, CIPD's guides-and-resources and podcasts-and-webinars pages, and SHRM's charts page (all 404).</w:t>
       </w:r>
     </w:p>
     <w:p>
@@ -5273,7 +5097,7 @@
           <w:b w:val="0"/>
           <w:i w:val="0"/>
         </w:rPr>
-        <w:t xml:space="preserve"> deleting all AI and Excel training leaves a small hole, since some HR adverts ask for them. My answer: Excel is covered by artefacts you actually build (the dashboard in Weeks 17–18 teaches more than a certificate), and AI by one HR-specific free course (AIHR's). If an employer later funds a general tool course, take it then.</w:t>
+        <w:t xml:space="preserve"> deleting all AI and Excel training leaves a small hole, since some HR adverts ask for them. My answer: Excel is covered by artefacts you actually build (the dashboard in Weeks 17–18 teaches more than a certificate), and AI by the prompt pack and the guardrails page you write in Week 19. There is no free HR-specific AI course left to point you at — AIHR's, the last of them, is now behind its paywall. If an employer later funds a general tool course, take it then.</w:t>
       </w:r>
     </w:p>
     <w:p>
@@ -5389,7 +5213,7 @@
       </w:r>
     </w:p>
     <w:sectPr>
-      <w:footerReference w:type="default" r:id="rId52"/>
+      <w:footerReference w:type="default" r:id="rId48"/>
       <w:pgSz w:w="12240" w:h="15840"/>
       <w:pgMar w:top="1008" w:right="1224" w:bottom="1152" w:left="1224" w:header="720" w:footer="720" w:gutter="0"/>
       <w:cols w:space="720"/>
